--- a/storage/templates/normalized-docx/BM-064/BM-064_normalized.docx
+++ b/storage/templates/normalized-docx/BM-064/BM-064_normalized.docx
@@ -916,7 +916,7 @@
           <w:rFonts w:cs="Times New Roman" w:ascii="Times New Roman" w:hAnsi="Times New Roman"/>
           <w:szCs w:val="28"/>
         </w:rPr>
-        <w:t>{{document.field}}</w:t>
+        <w:t>{{document.issueDate4}}}</w:t>
       </w:r>
     </w:p>
     <w:p>
@@ -946,7 +946,7 @@
         <w:rPr>
           <w:rFonts w:cs="Times New Roman" w:ascii="Times New Roman" w:hAnsi="Times New Roman"/>
         </w:rPr>
-        <w:t>{{document.field}}</w:t>
+        <w:t>{{document.issueDate4}}}</w:t>
       </w:r>
     </w:p>
     <w:p>
@@ -1093,7 +1093,7 @@
           <w:rFonts w:cs="Times New Roman" w:ascii="Times New Roman" w:hAnsi="Times New Roman"/>
           <w:szCs w:val="28"/>
         </w:rPr>
-        <w:t xml:space="preserve">{{document.field}}</w:t>
+        <w:t xml:space="preserve">{{document.issueDate4}}}</w:t>
       </w:r>
       <w:r>
         <w:rPr>
@@ -1329,7 +1329,7 @@
                 <w:sz w:val="24"/>
                 <w:szCs w:val="26"/>
               </w:rPr>
-              <w:t>{{document.field}}</w:t>
+              <w:t>{{document.issueDate4}}}</w:t>
             </w:r>
           </w:p>
           <w:p>

--- a/storage/templates/normalized-docx/BM-064/BM-064_normalized.docx
+++ b/storage/templates/normalized-docx/BM-064/BM-064_normalized.docx
@@ -1019,7 +1019,7 @@
         <w:rPr>
           <w:rFonts w:cs="Times New Roman" w:ascii="Times New Roman" w:hAnsi="Times New Roman"/>
         </w:rPr>
-        <w:t xml:space="preserve"> Hủy bỏ biện pháp kê biên tài sản theo Lệnh kê biên tài sản số … </w:t>
+        <w:t xml:space="preserve"> Hủy bỏ biện pháp kê biên tài sản theo Lệnh kê biên tài sản số{{document.fullDocumentCode}} … </w:t>
       </w:r>
       <w:r>
         <w:rPr>

--- a/storage/templates/normalized-docx/BM-064/BM-064_normalized.docx
+++ b/storage/templates/normalized-docx/BM-064/BM-064_normalized.docx
@@ -916,7 +916,7 @@
           <w:rFonts w:cs="Times New Roman" w:ascii="Times New Roman" w:hAnsi="Times New Roman"/>
           <w:szCs w:val="28"/>
         </w:rPr>
-        <w:t>{{document.issueDate4}}}</w:t>
+        <w:t>{{document.issueDate4}}</w:t>
       </w:r>
     </w:p>
     <w:p>
@@ -946,7 +946,7 @@
         <w:rPr>
           <w:rFonts w:cs="Times New Roman" w:ascii="Times New Roman" w:hAnsi="Times New Roman"/>
         </w:rPr>
-        <w:t>{{document.issueDate4}}}</w:t>
+        <w:t>{{document.issueDate4}}</w:t>
       </w:r>
     </w:p>
     <w:p>
@@ -1093,7 +1093,7 @@
           <w:rFonts w:cs="Times New Roman" w:ascii="Times New Roman" w:hAnsi="Times New Roman"/>
           <w:szCs w:val="28"/>
         </w:rPr>
-        <w:t xml:space="preserve">{{document.issueDate4}}}</w:t>
+        <w:t xml:space="preserve">{{document.issueDate4}}</w:t>
       </w:r>
       <w:r>
         <w:rPr>
@@ -1329,7 +1329,7 @@
                 <w:sz w:val="24"/>
                 <w:szCs w:val="26"/>
               </w:rPr>
-              <w:t>{{document.issueDate4}}}</w:t>
+              <w:t>{{document.issueDate4}}</w:t>
             </w:r>
           </w:p>
           <w:p>
